--- a/PP-salygos/templates/TSD_LTEN_PARAISKA.docx
+++ b/PP-salygos/templates/TSD_LTEN_PARAISKA.docx
@@ -219,7 +219,7 @@
                 <w:sz w:val="20"/>
                 <w:szCs w:val="20"/>
               </w:rPr>
-              <w:t>/ĮMONĖS PAVADINIMAS/</w:t>
+              <w:t>ĮMONĖS PAVADINIMAS</w:t>
             </w:r>
             <w:r>
               <w:rPr>
@@ -344,7 +344,7 @@
                 <w:u w:val="none"/>
                 <w:lang w:val="en-GB"/>
               </w:rPr>
-              <w:t>/ĮMONĖS PAVADINIMAS/</w:t>
+              <w:t>ĮMONĖS PAVADINIMAS</w:t>
             </w:r>
           </w:p>
         </w:tc>
@@ -1004,7 +1004,19 @@
                 <w:szCs w:val="20"/>
                 <w:lang w:val="en-GB"/>
               </w:rPr>
-              <w:t>In case the Application is supplied by a Supplier group, the codes of all the Supplier group members shall be indicated.</w:t>
+              <w:t xml:space="preserve">In case the Application is supplied by a Supplier group, the codes of all the </w:t>
+            </w:r>
+            <w:r>
+              <w:rPr>
+                <w:rFonts w:ascii="Arial" w:hAnsi="Arial" w:cs="Arial"/>
+                <w:i/>
+                <w:iCs/>
+                <w:sz w:val="20"/>
+                <w:szCs w:val="20"/>
+                <w:lang w:val="en-GB"/>
+              </w:rPr>
+              <w:lastRenderedPageBreak/>
+              <w:t>Supplier group members shall be indicated.</w:t>
             </w:r>
           </w:p>
         </w:tc>
@@ -1068,17 +1080,7 @@
                 <w:szCs w:val="20"/>
                 <w:lang w:val="en-GB"/>
               </w:rPr>
-              <w:t xml:space="preserve">Name, surname, position, telephone number and e-mail of the person authorized by the Supplier / responsible </w:t>
-            </w:r>
-            <w:r>
-              <w:rPr>
-                <w:rFonts w:ascii="Arial" w:hAnsi="Arial" w:cs="Arial"/>
-                <w:sz w:val="20"/>
-                <w:szCs w:val="20"/>
-                <w:lang w:val="en-GB"/>
-              </w:rPr>
-              <w:lastRenderedPageBreak/>
-              <w:t>partner of the group of Suppliers to sign the Application</w:t>
+              <w:t>Name, surname, position, telephone number and e-mail of the person authorized by the Supplier / responsible partner of the group of Suppliers to sign the Application</w:t>
             </w:r>
           </w:p>
         </w:tc>
@@ -1745,7 +1747,16 @@
                 <w:sz w:val="20"/>
                 <w:szCs w:val="20"/>
               </w:rPr>
-              <w:t xml:space="preserve"> pripažintos nesaugia branduolinės elektrinės statyboje trečiojoje šalyje ar jos veikloje</w:t>
+              <w:t xml:space="preserve"> pripažintos nesaugia branduolinės elektrinės statyboje trečiojoje šalyje </w:t>
+            </w:r>
+            <w:r>
+              <w:rPr>
+                <w:rFonts w:ascii="Arial" w:hAnsi="Arial" w:cs="Arial"/>
+                <w:sz w:val="20"/>
+                <w:szCs w:val="20"/>
+              </w:rPr>
+              <w:lastRenderedPageBreak/>
+              <w:t>ar jos veikloje</w:t>
             </w:r>
             <w:bookmarkStart w:id="4" w:name="_Hlk90277662"/>
             <w:r>
@@ -1808,7 +1819,6 @@
                 <w:szCs w:val="20"/>
                 <w:lang w:eastAsia="zh-CN"/>
               </w:rPr>
-              <w:lastRenderedPageBreak/>
               <w:t>arba</w:t>
             </w:r>
           </w:p>
@@ -1922,7 +1932,7 @@
                 <w:szCs w:val="20"/>
                 <w:lang w:val="en-GB"/>
               </w:rPr>
-              <w:t xml:space="preserve"> unsafe nuclear power plant in a third country or its activities, in the development of electricity infrastructure related to such a power plant, as </w:t>
+              <w:t xml:space="preserve"> unsafe nuclear power plant in a third country or its activities, in the </w:t>
             </w:r>
             <w:r>
               <w:rPr>
@@ -1932,7 +1942,7 @@
                 <w:lang w:val="en-GB"/>
               </w:rPr>
               <w:lastRenderedPageBreak/>
-              <w:t>specified in the Republic of Lithuania to protect against the unsafe threats posed by nuclear power plants in third countries</w:t>
+              <w:t>development of electricity infrastructure related to such a power plant, as specified in the Republic of Lithuania to protect against the unsafe threats posed by nuclear power plants in third countries</w:t>
             </w:r>
             <w:r>
               <w:rPr>
@@ -2736,17 +2746,7 @@
                 <w:szCs w:val="20"/>
                 <w:lang w:eastAsia="zh-CN"/>
               </w:rPr>
-              <w:t xml:space="preserve">1.4 punkte nurodytos informacijos pagrindu Pirkimo laimėjimo atveju Perkantysis subjektas gali inicijuoti </w:t>
-            </w:r>
-            <w:r>
-              <w:rPr>
-                <w:rFonts w:ascii="Arial" w:hAnsi="Arial" w:cs="Arial"/>
-                <w:sz w:val="20"/>
-                <w:szCs w:val="20"/>
-                <w:lang w:eastAsia="zh-CN"/>
-              </w:rPr>
-              <w:lastRenderedPageBreak/>
-              <w:t xml:space="preserve">Lietuvos Respublikos nacionaliniam saugumui užtikrinti svarbių objektų apsaugos įstatymo 13 straipsnyje numatytą sandorių atitikties nacionalinio saugumo interesams patikrą. </w:t>
+              <w:t xml:space="preserve">1.4 punkte nurodytos informacijos pagrindu Pirkimo laimėjimo atveju Perkantysis subjektas gali inicijuoti Lietuvos Respublikos nacionaliniam saugumui užtikrinti svarbių objektų apsaugos įstatymo 13 straipsnyje numatytą sandorių atitikties nacionalinio saugumo interesams patikrą. </w:t>
             </w:r>
           </w:p>
         </w:tc>
@@ -2777,7 +2777,6 @@
                 <w:szCs w:val="20"/>
                 <w:lang w:val="en-GB"/>
               </w:rPr>
-              <w:lastRenderedPageBreak/>
               <w:t>We are aware that based on the information specified in paragraph 1.4.</w:t>
             </w:r>
             <w:r>
@@ -2796,17 +2795,7 @@
                 <w:szCs w:val="20"/>
                 <w:lang w:val="en-GB"/>
               </w:rPr>
-              <w:t xml:space="preserve">, in the event of winning the Procurement, the Contracting Entity </w:t>
-            </w:r>
-            <w:r>
-              <w:rPr>
-                <w:rFonts w:ascii="Arial" w:hAnsi="Arial" w:cs="Arial"/>
-                <w:sz w:val="20"/>
-                <w:szCs w:val="20"/>
-                <w:lang w:val="en-GB"/>
-              </w:rPr>
-              <w:lastRenderedPageBreak/>
-              <w:t>may initiate the verification of compliance of agreements with the interests of national security provided for in Article 13 of the Law on the Protection of Objects Important for National Security of the Republic of Lithuania.</w:t>
+              <w:t>, in the event of winning the Procurement, the Contracting Entity may initiate the verification of compliance of agreements with the interests of national security provided for in Article 13 of the Law on the Protection of Objects Important for National Security of the Republic of Lithuania.</w:t>
             </w:r>
           </w:p>
         </w:tc>
@@ -2831,7 +2820,6 @@
                 <w:sz w:val="20"/>
                 <w:szCs w:val="20"/>
               </w:rPr>
-              <w:lastRenderedPageBreak/>
               <w:t>1.6.</w:t>
             </w:r>
           </w:p>
@@ -3373,7 +3361,6 @@
                 <w:lang w:eastAsia="zh-CN"/>
               </w:rPr>
             </w:pPr>
-            <w:commentRangeStart w:id="8"/>
             <w:r>
               <w:rPr>
                 <w:rFonts w:ascii="Arial" w:hAnsi="Arial" w:cs="Arial"/>
@@ -3455,7 +3442,7 @@
               </w:rPr>
               <w:t>iekėjo siūlomų prekių gamintojas ar juos kontroliuojantys asmenys yra juridiniai asmenys, registruoti </w:t>
             </w:r>
-            <w:bookmarkStart w:id="9" w:name="n6a6b547665cc4359a13596df424e79dd"/>
+            <w:bookmarkStart w:id="8" w:name="n6a6b547665cc4359a13596df424e79dd"/>
             <w:r>
               <w:rPr>
                 <w:rFonts w:ascii="Arial" w:hAnsi="Arial" w:cs="Arial"/>
@@ -3509,7 +3496,7 @@
               </w:rPr>
               <w:fldChar w:fldCharType="end"/>
             </w:r>
-            <w:bookmarkEnd w:id="9"/>
+            <w:bookmarkEnd w:id="8"/>
             <w:r>
               <w:rPr>
                 <w:rFonts w:ascii="Arial" w:hAnsi="Arial" w:cs="Arial"/>
@@ -3518,18 +3505,6 @@
                 <w:lang w:eastAsia="zh-CN"/>
               </w:rPr>
               <w:t> 92 straipsnio 15 dalyje numatytame sąraše nurodytose valstybėse ar teritorijose</w:t>
-            </w:r>
-            <w:commentRangeEnd w:id="8"/>
-            <w:r>
-              <w:rPr>
-                <w:rStyle w:val="CommentReference"/>
-                <w:rFonts w:ascii="Arial" w:hAnsi="Arial" w:cs="Arial"/>
-                <w:iCs/>
-                <w:sz w:val="20"/>
-                <w:szCs w:val="20"/>
-                <w:vertAlign w:val="superscript"/>
-              </w:rPr>
-              <w:commentReference w:id="8"/>
             </w:r>
             <w:r>
               <w:rPr>
@@ -3685,6 +3660,7 @@
                 <w:sz w:val="20"/>
                 <w:szCs w:val="20"/>
               </w:rPr>
+              <w:lastRenderedPageBreak/>
               <w:t>1.</w:t>
             </w:r>
             <w:r>
@@ -3722,7 +3698,6 @@
                 <w:lang w:eastAsia="lt-LT"/>
               </w:rPr>
             </w:pPr>
-            <w:commentRangeStart w:id="10"/>
             <w:r>
               <w:rPr>
                 <w:rFonts w:ascii="Arial" w:hAnsi="Arial" w:cs="Arial"/>
@@ -3804,7 +3779,7 @@
               </w:rPr>
               <w:t>iekėjo siūlomų prekių gamintojas ar juos kontroliuojantys asmenys yra fiziniai asmenys, nuolat gyvenantys </w:t>
             </w:r>
-            <w:bookmarkStart w:id="11" w:name="nbc5213948cca47198d2d2f781dd59ab3"/>
+            <w:bookmarkStart w:id="9" w:name="nbc5213948cca47198d2d2f781dd59ab3"/>
             <w:r>
               <w:rPr>
                 <w:rFonts w:ascii="Arial" w:hAnsi="Arial" w:cs="Arial"/>
@@ -3858,7 +3833,7 @@
               </w:rPr>
               <w:fldChar w:fldCharType="end"/>
             </w:r>
-            <w:bookmarkEnd w:id="11"/>
+            <w:bookmarkEnd w:id="9"/>
             <w:r>
               <w:rPr>
                 <w:rFonts w:ascii="Arial" w:hAnsi="Arial" w:cs="Arial"/>
@@ -3866,27 +3841,7 @@
                 <w:szCs w:val="20"/>
                 <w:lang w:eastAsia="zh-CN"/>
               </w:rPr>
-              <w:t> 92 straipsnio 15 dalyje numatytame sąraše nurodytose valstybėse ar teritorijose arba turintys šių valstybių pilietybę</w:t>
-            </w:r>
-            <w:commentRangeEnd w:id="10"/>
-            <w:r>
-              <w:rPr>
-                <w:rStyle w:val="CommentReference"/>
-                <w:rFonts w:ascii="Arial" w:hAnsi="Arial" w:cs="Arial"/>
-                <w:sz w:val="20"/>
-                <w:szCs w:val="20"/>
-                <w:lang w:eastAsia="zh-CN"/>
-              </w:rPr>
-              <w:commentReference w:id="10"/>
-            </w:r>
-            <w:r>
-              <w:rPr>
-                <w:rFonts w:ascii="Arial" w:hAnsi="Arial" w:cs="Arial"/>
-                <w:sz w:val="20"/>
-                <w:szCs w:val="20"/>
-                <w:lang w:eastAsia="zh-CN"/>
-              </w:rPr>
-              <w:t>;</w:t>
+              <w:t> 92 straipsnio 15 dalyje numatytame sąraše nurodytose valstybėse ar teritorijose arba turintys šių valstybių pilietybę;</w:t>
             </w:r>
           </w:p>
         </w:tc>
@@ -3964,7 +3919,6 @@
                 <w:sz w:val="20"/>
                 <w:szCs w:val="20"/>
               </w:rPr>
-              <w:lastRenderedPageBreak/>
               <w:t>1.</w:t>
             </w:r>
             <w:r>
@@ -3992,7 +3946,6 @@
                 <w:lang w:eastAsia="lt-LT"/>
               </w:rPr>
             </w:pPr>
-            <w:commentRangeStart w:id="12"/>
             <w:r>
               <w:rPr>
                 <w:rFonts w:ascii="Arial" w:hAnsi="Arial" w:cs="Arial"/>
@@ -4002,7 +3955,7 @@
               </w:rPr>
               <w:t>prekių kilmė yra ar paslaugos teikiamos iš </w:t>
             </w:r>
-            <w:bookmarkStart w:id="13" w:name="n4a5f51e5b2df429aa94986bb102112d8"/>
+            <w:bookmarkStart w:id="10" w:name="n4a5f51e5b2df429aa94986bb102112d8"/>
             <w:r>
               <w:rPr>
                 <w:rFonts w:ascii="Arial" w:hAnsi="Arial" w:cs="Arial"/>
@@ -4056,7 +4009,7 @@
               </w:rPr>
               <w:fldChar w:fldCharType="end"/>
             </w:r>
-            <w:bookmarkEnd w:id="13"/>
+            <w:bookmarkEnd w:id="10"/>
             <w:r>
               <w:rPr>
                 <w:rFonts w:ascii="Arial" w:hAnsi="Arial" w:cs="Arial"/>
@@ -4065,18 +4018,6 @@
                 <w:lang w:eastAsia="zh-CN"/>
               </w:rPr>
               <w:t> 92 straipsnio 15 dalyje numatytame sąraše nurodytų valstybių ar teritorijų;</w:t>
-            </w:r>
-            <w:commentRangeEnd w:id="12"/>
-            <w:r>
-              <w:rPr>
-                <w:rStyle w:val="CommentReference"/>
-                <w:rFonts w:ascii="Arial" w:eastAsia="Times New Roman" w:hAnsi="Arial" w:cs="Arial"/>
-                <w:color w:val="000000"/>
-                <w:sz w:val="20"/>
-                <w:szCs w:val="20"/>
-                <w:lang w:eastAsia="lt-LT"/>
-              </w:rPr>
-              <w:commentReference w:id="12"/>
             </w:r>
           </w:p>
         </w:tc>
@@ -4152,7 +4093,6 @@
                 <w:lang w:eastAsia="zh-CN"/>
               </w:rPr>
             </w:pPr>
-            <w:commentRangeStart w:id="14"/>
             <w:r>
               <w:rPr>
                 <w:rFonts w:ascii="Arial" w:hAnsi="Arial" w:cs="Arial"/>
@@ -4208,17 +4148,6 @@
                 <w:lang w:eastAsia="zh-CN"/>
               </w:rPr>
               <w:t>.</w:t>
-            </w:r>
-            <w:commentRangeEnd w:id="14"/>
-            <w:r>
-              <w:rPr>
-                <w:rStyle w:val="CommentReference"/>
-                <w:rFonts w:ascii="Arial" w:hAnsi="Arial" w:cs="Arial"/>
-                <w:sz w:val="20"/>
-                <w:szCs w:val="20"/>
-                <w:lang w:eastAsia="zh-CN"/>
-              </w:rPr>
-              <w:commentReference w:id="14"/>
             </w:r>
           </w:p>
         </w:tc>
@@ -4511,7 +4440,7 @@
                 <w:szCs w:val="20"/>
               </w:rPr>
             </w:pPr>
-            <w:commentRangeStart w:id="15"/>
+            <w:commentRangeStart w:id="11"/>
             <w:r>
               <w:rPr>
                 <w:rFonts w:ascii="Arial" w:eastAsia="Times New Roman" w:hAnsi="Arial" w:cs="Arial"/>
@@ -4522,7 +4451,7 @@
               </w:rPr>
               <w:t>Patvirtinu, kad mano atstovaujamo Tiekėjo sudėtyje nėra Rusijos dalyvavimo, viršijančio 2014 m. liepos 31 d. Tarybos reglamento (ES) Nr. 833/2014 dėl ribojamųjų priemonių atsižvelgiant į Rusijos veiksmus, kuriais destabilizuojama padėtis Ukrainoje, su pakeitimais, padarytais 2022 m. balandžio 8 d. Tarybos reglamentu (ES) Nr. 2022/576, 5k straipsnyje nustatytas ribas. Visų pirma patvirtinu, kad:</w:t>
             </w:r>
-            <w:commentRangeEnd w:id="15"/>
+            <w:commentRangeEnd w:id="11"/>
             <w:r>
               <w:rPr>
                 <w:rStyle w:val="CommentReference"/>
@@ -4530,7 +4459,7 @@
                 <w:sz w:val="20"/>
                 <w:szCs w:val="20"/>
               </w:rPr>
-              <w:commentReference w:id="15"/>
+              <w:commentReference w:id="11"/>
             </w:r>
           </w:p>
         </w:tc>
@@ -4608,7 +4537,7 @@
                 <w:szCs w:val="20"/>
               </w:rPr>
             </w:pPr>
-            <w:bookmarkStart w:id="16" w:name="_Hlk121286676"/>
+            <w:bookmarkStart w:id="12" w:name="_Hlk121286676"/>
             <w:r>
               <w:rPr>
                 <w:rFonts w:ascii="Arial" w:eastAsia="Times New Roman" w:hAnsi="Arial" w:cs="Arial"/>
@@ -4619,7 +4548,7 @@
               </w:rPr>
               <w:t>mano atstovaujamas Tiekėjas (ir nė vienas iš Tiekėjų grupės narių) nėra Rusijos pilietis arba Rusijoje įsisteigęs fizinis ar juridinis asmuo, subjektas ar įstaiga;</w:t>
             </w:r>
-            <w:bookmarkEnd w:id="16"/>
+            <w:bookmarkEnd w:id="12"/>
           </w:p>
         </w:tc>
         <w:tc>
@@ -4704,7 +4633,7 @@
                 <w:szCs w:val="20"/>
               </w:rPr>
             </w:pPr>
-            <w:bookmarkStart w:id="17" w:name="_Hlk121286691"/>
+            <w:bookmarkStart w:id="13" w:name="_Hlk121286691"/>
             <w:r>
               <w:rPr>
                 <w:rFonts w:ascii="Arial" w:eastAsia="Times New Roman" w:hAnsi="Arial" w:cs="Arial"/>
@@ -4713,7 +4642,7 @@
                 <w:szCs w:val="20"/>
                 <w:lang w:eastAsia="lt-LT"/>
               </w:rPr>
-              <w:t xml:space="preserve">mano atstovaujamas Tiekėjas (ir nė vienas iš Tiekėjų grupės narių) nėra juridinis asmuo, subjektas ar įstaiga, kurio nuosavybės teisės tiesiogiai ar netiesiogiai daugiau kaip 50 % priklauso </w:t>
+              <w:t xml:space="preserve">mano atstovaujamas Tiekėjas (ir nė vienas iš Tiekėjų grupės narių) nėra juridinis asmuo, subjektas ar įstaiga, kurio nuosavybės teisės tiesiogiai </w:t>
             </w:r>
             <w:r>
               <w:rPr>
@@ -4723,7 +4652,8 @@
                 <w:szCs w:val="20"/>
                 <w:lang w:eastAsia="lt-LT"/>
               </w:rPr>
-              <w:t>Paraiškos</w:t>
+              <w:lastRenderedPageBreak/>
+              <w:t xml:space="preserve">ar netiesiogiai daugiau kaip 50 % priklauso </w:t>
             </w:r>
             <w:r>
               <w:rPr>
@@ -4733,7 +4663,7 @@
                 <w:szCs w:val="20"/>
                 <w:lang w:eastAsia="lt-LT"/>
               </w:rPr>
-              <w:t xml:space="preserve"> </w:t>
+              <w:t>Paraiškos</w:t>
             </w:r>
             <w:r>
               <w:rPr>
@@ -4741,6 +4671,16 @@
                 <w:color w:val="000000" w:themeColor="text1"/>
                 <w:sz w:val="20"/>
                 <w:szCs w:val="20"/>
+                <w:lang w:eastAsia="lt-LT"/>
+              </w:rPr>
+              <w:t xml:space="preserve"> </w:t>
+            </w:r>
+            <w:r>
+              <w:rPr>
+                <w:rFonts w:ascii="Arial" w:eastAsia="Times New Roman" w:hAnsi="Arial" w:cs="Arial"/>
+                <w:color w:val="000000" w:themeColor="text1"/>
+                <w:sz w:val="20"/>
+                <w:szCs w:val="20"/>
                 <w:highlight w:val="red"/>
                 <w:lang w:eastAsia="lt-LT"/>
               </w:rPr>
@@ -4756,7 +4696,7 @@
               </w:rPr>
               <w:t xml:space="preserve"> punkto a) papunktyje nurodytam subjektui;</w:t>
             </w:r>
-            <w:bookmarkEnd w:id="17"/>
+            <w:bookmarkEnd w:id="13"/>
           </w:p>
         </w:tc>
         <w:tc>
@@ -4786,7 +4726,18 @@
                 <w:szCs w:val="20"/>
                 <w:lang w:val="en-GB"/>
               </w:rPr>
-              <w:t xml:space="preserve">the Supplier I represent (and none of the companies which are members of our consortium) is not a legal person, entity or body whose proprietary rights are directly or indirectly owned for more than 50 % by an entity referred to in  </w:t>
+              <w:lastRenderedPageBreak/>
+              <w:t xml:space="preserve">the Supplier I represent (and none of the companies which are members of our consortium) is not a legal person, entity or body whose proprietary rights </w:t>
+            </w:r>
+            <w:r>
+              <w:rPr>
+                <w:rFonts w:ascii="Arial" w:hAnsi="Arial" w:cs="Arial"/>
+                <w:sz w:val="20"/>
+                <w:szCs w:val="20"/>
+                <w:lang w:val="en-GB"/>
+              </w:rPr>
+              <w:lastRenderedPageBreak/>
+              <w:t xml:space="preserve">are directly or indirectly owned for more than 50 % by an entity referred to in  </w:t>
             </w:r>
             <w:r>
               <w:rPr>
@@ -4853,6 +4804,7 @@
                 <w:szCs w:val="20"/>
                 <w:lang w:eastAsia="lt-LT"/>
               </w:rPr>
+              <w:lastRenderedPageBreak/>
               <w:t>(c)</w:t>
             </w:r>
           </w:p>
@@ -4870,7 +4822,7 @@
                 <w:szCs w:val="20"/>
               </w:rPr>
             </w:pPr>
-            <w:bookmarkStart w:id="18" w:name="_Hlk121286797"/>
+            <w:bookmarkStart w:id="14" w:name="_Hlk121286797"/>
             <w:r>
               <w:rPr>
                 <w:rFonts w:ascii="Arial" w:eastAsia="Times New Roman" w:hAnsi="Arial" w:cs="Arial"/>
@@ -4963,7 +4915,7 @@
               </w:rPr>
               <w:t xml:space="preserve"> papunktyje nurodyto subjekto vardu ar jo nurodymu;</w:t>
             </w:r>
-            <w:bookmarkEnd w:id="18"/>
+            <w:bookmarkEnd w:id="14"/>
           </w:p>
         </w:tc>
         <w:tc>
@@ -5078,7 +5030,6 @@
                 <w:szCs w:val="20"/>
                 <w:lang w:eastAsia="lt-LT"/>
               </w:rPr>
-              <w:lastRenderedPageBreak/>
               <w:t>(d)</w:t>
             </w:r>
           </w:p>
@@ -5096,7 +5047,7 @@
                 <w:szCs w:val="20"/>
               </w:rPr>
             </w:pPr>
-            <w:bookmarkStart w:id="19" w:name="_Hlk121286806"/>
+            <w:bookmarkStart w:id="15" w:name="_Hlk121286806"/>
             <w:r>
               <w:rPr>
                 <w:rFonts w:ascii="Arial" w:eastAsia="Times New Roman" w:hAnsi="Arial" w:cs="Arial"/>
@@ -5148,7 +5099,7 @@
               </w:rPr>
               <w:t xml:space="preserve"> papunkčiuose išvardyti subjektai nedalyvauja Subtiekėjais, tiekėjais ar Ūkio subjektais, kurių pajėgumais remiamasi, tais atvejais, kai jiems tenka daugiau kaip 10 % Sutarties vertės.</w:t>
             </w:r>
-            <w:bookmarkEnd w:id="19"/>
+            <w:bookmarkEnd w:id="15"/>
           </w:p>
         </w:tc>
         <w:tc>
@@ -5275,7 +5226,7 @@
                 <w:szCs w:val="20"/>
               </w:rPr>
             </w:pPr>
-            <w:bookmarkStart w:id="20" w:name="_Hlk120885554"/>
+            <w:bookmarkStart w:id="16" w:name="_Hlk120885554"/>
             <w:r>
               <w:rPr>
                 <w:rFonts w:ascii="Arial" w:eastAsia="Times New Roman" w:hAnsi="Arial" w:cs="Arial"/>
@@ -5316,7 +5267,7 @@
               <w:t xml:space="preserve">Jungtinių Tautų saugumo tarybos, Europos Sąjungos, kitų tarptautinių organizacijų, kurių narė yra arba kuriose dalyvauja Lietuvos Respublika ar Jungtinių Amerikos Valstijų sankcijos (ribojamosios priemonės). </w:t>
             </w:r>
           </w:p>
-          <w:bookmarkEnd w:id="20"/>
+          <w:bookmarkEnd w:id="16"/>
           <w:p>
             <w:pPr>
               <w:jc w:val="both"/>
@@ -5430,7 +5381,7 @@
                 <w:lang w:eastAsia="zh-CN"/>
               </w:rPr>
             </w:pPr>
-            <w:commentRangeStart w:id="21"/>
+            <w:commentRangeStart w:id="17"/>
             <w:r>
               <w:rPr>
                 <w:rFonts w:ascii="Arial" w:hAnsi="Arial" w:cs="Arial"/>
@@ -5519,7 +5470,7 @@
               </w:rPr>
               <w:t xml:space="preserve"> are  registered (the Supplier, the Sub-supplier, a member of the Supplier group, the Economic entity on whose capacities the Supplier relies on, the Quasi-Sub-supplier, a natural person is not a permanent resident or has a citizenship) in a member state of the European Union, member state of the North Atlantic Treaty Organization or in a third country which is a signatory to the international agreements referred to in Article 29 (4) of the LP</w:t>
             </w:r>
-            <w:commentRangeEnd w:id="21"/>
+            <w:commentRangeEnd w:id="17"/>
             <w:r>
               <w:rPr>
                 <w:rStyle w:val="CommentReference"/>
@@ -5528,7 +5479,7 @@
                 <w:szCs w:val="20"/>
                 <w:lang w:val="en-GB"/>
               </w:rPr>
-              <w:commentReference w:id="21"/>
+              <w:commentReference w:id="17"/>
             </w:r>
           </w:p>
         </w:tc>
@@ -5587,7 +5538,7 @@
                 <w:szCs w:val="20"/>
               </w:rPr>
             </w:pPr>
-            <w:bookmarkStart w:id="22" w:name="_Hlk121286893"/>
+            <w:bookmarkStart w:id="18" w:name="_Hlk121286893"/>
             <w:r>
               <w:rPr>
                 <w:rFonts w:ascii="Arial" w:eastAsia="Times New Roman" w:hAnsi="Arial" w:cs="Arial"/>
@@ -5598,7 +5549,7 @@
               </w:rPr>
               <w:t xml:space="preserve">Deklaruojamoms aplinkybėms pasikeitus, įsipareigoju nedelsiant apie tai informuoti Perkantįjį subjektą. </w:t>
             </w:r>
-            <w:bookmarkEnd w:id="22"/>
+            <w:bookmarkEnd w:id="18"/>
           </w:p>
         </w:tc>
         <w:tc>
@@ -5863,6 +5814,7 @@
                 <w:sz w:val="20"/>
                 <w:szCs w:val="20"/>
               </w:rPr>
+              <w:lastRenderedPageBreak/>
               <w:t>2.1.</w:t>
             </w:r>
           </w:p>
@@ -5904,16 +5856,7 @@
                 <w:sz w:val="20"/>
                 <w:szCs w:val="20"/>
               </w:rPr>
-              <w:t xml:space="preserve">, tačiau Tiekėjas gali nurodyti, kad tam tikra jo Paraiškoje pateikta </w:t>
-            </w:r>
-            <w:r>
-              <w:rPr>
-                <w:rFonts w:ascii="Arial" w:hAnsi="Arial" w:cs="Arial"/>
-                <w:sz w:val="20"/>
-                <w:szCs w:val="20"/>
-              </w:rPr>
-              <w:lastRenderedPageBreak/>
-              <w:t>informacija yra konfidenciali</w:t>
+              <w:t>, tačiau Tiekėjas gali nurodyti, kad tam tikra jo Paraiškoje pateikta informacija yra konfidenciali</w:t>
             </w:r>
             <w:r>
               <w:rPr>
@@ -5923,8 +5866,8 @@
               </w:rPr>
               <w:t xml:space="preserve">, </w:t>
             </w:r>
-            <w:bookmarkStart w:id="23" w:name="_Hlk150171704"/>
-            <w:bookmarkStart w:id="24" w:name="_Hlk150172734"/>
+            <w:bookmarkStart w:id="19" w:name="_Hlk150171704"/>
+            <w:bookmarkStart w:id="20" w:name="_Hlk150172734"/>
             <w:r>
               <w:rPr>
                 <w:rFonts w:ascii="Arial" w:hAnsi="Arial" w:cs="Arial"/>
@@ -5949,7 +5892,7 @@
               </w:rPr>
               <w:t>Bet kokiu atveju,</w:t>
             </w:r>
-            <w:bookmarkEnd w:id="23"/>
+            <w:bookmarkEnd w:id="19"/>
             <w:r>
               <w:rPr>
                 <w:rFonts w:ascii="Arial" w:hAnsi="Arial" w:cs="Arial"/>
@@ -5958,7 +5901,7 @@
               </w:rPr>
               <w:t xml:space="preserve"> visą</w:t>
             </w:r>
-            <w:bookmarkEnd w:id="24"/>
+            <w:bookmarkEnd w:id="20"/>
             <w:r>
               <w:rPr>
                 <w:rFonts w:ascii="Arial" w:hAnsi="Arial" w:cs="Arial"/>
@@ -6065,15 +6008,14 @@
                 <w:szCs w:val="20"/>
               </w:rPr>
             </w:pPr>
-            <w:bookmarkStart w:id="26" w:name="_Hlk27650022"/>
-            <w:r>
-              <w:rPr>
-                <w:rFonts w:ascii="Arial" w:hAnsi="Arial" w:cs="Arial"/>
-                <w:sz w:val="20"/>
-                <w:szCs w:val="20"/>
-                <w:lang w:val="en-GB"/>
-              </w:rPr>
-              <w:lastRenderedPageBreak/>
+            <w:bookmarkStart w:id="22" w:name="_Hlk27650022"/>
+            <w:r>
+              <w:rPr>
+                <w:rFonts w:ascii="Arial" w:hAnsi="Arial" w:cs="Arial"/>
+                <w:sz w:val="20"/>
+                <w:szCs w:val="20"/>
+                <w:lang w:val="en-GB"/>
+              </w:rPr>
               <w:t>The entire Application of the Supplier may not be considered confidential</w:t>
             </w:r>
             <w:r>
@@ -6093,17 +6035,7 @@
                 <w:szCs w:val="20"/>
                 <w:lang w:val="en-GB"/>
               </w:rPr>
-              <w:t xml:space="preserve">, but the Supplier may indicate that certain information provided in Application </w:t>
-            </w:r>
-            <w:r>
-              <w:rPr>
-                <w:rFonts w:ascii="Arial" w:hAnsi="Arial" w:cs="Arial"/>
-                <w:sz w:val="20"/>
-                <w:szCs w:val="20"/>
-                <w:lang w:val="en-GB"/>
-              </w:rPr>
-              <w:lastRenderedPageBreak/>
-              <w:t>is confidential</w:t>
+              <w:t>, but the Supplier may indicate that certain information provided in Application is confidential</w:t>
             </w:r>
             <w:r>
               <w:rPr>
@@ -6132,7 +6064,7 @@
               </w:rPr>
               <w:t>In any case, all</w:t>
             </w:r>
-            <w:bookmarkEnd w:id="26"/>
+            <w:bookmarkEnd w:id="22"/>
             <w:r>
               <w:rPr>
                 <w:rFonts w:ascii="Arial" w:hAnsi="Arial" w:cs="Arial"/>
@@ -6267,7 +6199,6 @@
                 <w:sz w:val="20"/>
                 <w:szCs w:val="20"/>
               </w:rPr>
-              <w:lastRenderedPageBreak/>
               <w:t>2.2.</w:t>
             </w:r>
           </w:p>
@@ -6402,7 +6333,7 @@
         </w:rPr>
         <w:t xml:space="preserve">name, surname, </w:t>
       </w:r>
-      <w:bookmarkStart w:id="27" w:name="_Hlk112330786"/>
+      <w:bookmarkStart w:id="23" w:name="_Hlk112330786"/>
       <w:r>
         <w:rPr>
           <w:rFonts w:ascii="Arial" w:hAnsi="Arial" w:cs="Arial"/>
@@ -6414,7 +6345,7 @@
         </w:rPr>
         <w:t>signature of the Supplier or a person authorised by the Supplier</w:t>
       </w:r>
-      <w:bookmarkEnd w:id="27"/>
+      <w:bookmarkEnd w:id="23"/>
       <w:r>
         <w:rPr>
           <w:rFonts w:ascii="Arial" w:hAnsi="Arial" w:cs="Arial"/>
@@ -6434,6 +6365,8 @@
       </w:r>
     </w:p>
     <w:sectPr>
+      <w:headerReference w:type="first" r:id="rId11"/>
+      <w:footerReference w:type="first" r:id="rId12"/>
       <w:pgSz w:w="16838" w:h="11906" w:orient="landscape"/>
       <w:pgMar w:top="1701" w:right="1134" w:bottom="567" w:left="1134" w:header="567" w:footer="567" w:gutter="0"/>
       <w:cols w:space="1296"/>
@@ -6484,7 +6417,7 @@
       </w:r>
     </w:p>
   </w:comment>
-  <w:comment w:id="8" w:author="Author" w:initials="A">
+  <w:comment w:id="11" w:author="Author" w:initials="A">
     <w:p>
       <w:pPr>
         <w:pStyle w:val="CommentText"/>
@@ -6496,168 +6429,11 @@
         <w:annotationRef/>
       </w:r>
       <w:r>
-        <w:rPr>
-          <w:b/>
-          <w:bCs/>
-        </w:rPr>
-        <w:t xml:space="preserve">Punktas taikomas </w:t>
-      </w:r>
-      <w:r>
-        <w:rPr>
-          <w:b/>
-          <w:bCs/>
-          <w:color w:val="000000"/>
-        </w:rPr>
-        <w:t xml:space="preserve">Mobilizacijos, karo, nepaprastosios padėties atveju ar kai Lietuvos Respublikos Vyriausybė, įvertinusi riziką, kad veiksniai, dėl kurių buvo ar gali būti paskelbta mobilizacija, įvesta karo ar nepaprastoji padėtis, kelia grėsmę nacionaliniam saugumui, yra priėmusi sprendimą dėl šios nuostatos taikymo. Kitu atveju - trinti. </w:t>
-      </w:r>
-      <w:r>
-        <w:rPr>
-          <w:b/>
-          <w:bCs/>
-        </w:rPr>
-        <w:t xml:space="preserve"> </w:t>
-      </w:r>
-    </w:p>
-    <w:p>
-      <w:pPr>
-        <w:pStyle w:val="CommentText"/>
-      </w:pPr>
-      <w:r>
-        <w:rPr>
-          <w:b/>
-          <w:bCs/>
-        </w:rPr>
-        <w:t xml:space="preserve">Dėl gamintojo ištrinti tik jei grynos paslaugos ir nebus jokių prekių. </w:t>
+        <w:t>Šis punktas paliekamas tik tarptautinės vertės pirkimuose, kitais atvejais eilutės ištrinamos, ir jei reikia, numeracija patikslinama</w:t>
       </w:r>
     </w:p>
   </w:comment>
-  <w:comment w:id="10" w:author="Author" w:initials="A">
-    <w:p>
-      <w:pPr>
-        <w:pStyle w:val="CommentText"/>
-      </w:pPr>
-      <w:r>
-        <w:rPr>
-          <w:rStyle w:val="CommentReference"/>
-        </w:rPr>
-        <w:annotationRef/>
-      </w:r>
-      <w:r>
-        <w:rPr>
-          <w:b/>
-          <w:bCs/>
-        </w:rPr>
-        <w:t xml:space="preserve">Punktas taikomas </w:t>
-      </w:r>
-      <w:r>
-        <w:rPr>
-          <w:b/>
-          <w:bCs/>
-          <w:color w:val="000000"/>
-        </w:rPr>
-        <w:t xml:space="preserve">Mobilizacijos, karo, nepaprastosios padėties atveju ar kai Lietuvos Respublikos Vyriausybė, įvertinusi riziką, kad veiksniai, dėl kurių buvo ar gali būti paskelbta mobilizacija, įvesta karo ar nepaprastoji padėtis, kelia grėsmę nacionaliniam saugumui, yra priėmusi sprendimą dėl šios nuostatos taikymo. Kitu atveju - trinti. </w:t>
-      </w:r>
-      <w:r>
-        <w:rPr>
-          <w:b/>
-          <w:bCs/>
-        </w:rPr>
-        <w:t xml:space="preserve"> </w:t>
-      </w:r>
-    </w:p>
-    <w:p>
-      <w:pPr>
-        <w:pStyle w:val="CommentText"/>
-      </w:pPr>
-      <w:r>
-        <w:rPr>
-          <w:b/>
-          <w:bCs/>
-        </w:rPr>
-        <w:t xml:space="preserve">Dėl gamintojo ištrinti tik jei grynos paslaugos ir nebus jokių prekių. </w:t>
-      </w:r>
-    </w:p>
-  </w:comment>
-  <w:comment w:id="12" w:author="Author" w:initials="A">
-    <w:p>
-      <w:pPr>
-        <w:pStyle w:val="CommentText"/>
-      </w:pPr>
-      <w:r>
-        <w:rPr>
-          <w:rStyle w:val="CommentReference"/>
-        </w:rPr>
-        <w:annotationRef/>
-      </w:r>
-      <w:r>
-        <w:rPr>
-          <w:b/>
-          <w:bCs/>
-        </w:rPr>
-        <w:t xml:space="preserve">Punktas taikomas </w:t>
-      </w:r>
-      <w:r>
-        <w:rPr>
-          <w:b/>
-          <w:bCs/>
-          <w:color w:val="000000"/>
-        </w:rPr>
-        <w:t xml:space="preserve">Mobilizacijos, karo, nepaprastosios padėties atveju ar kai Lietuvos Respublikos Vyriausybė, įvertinusi riziką, kad veiksniai, dėl kurių buvo ar gali būti paskelbta mobilizacija, įvesta karo ar nepaprastoji padėtis, kelia grėsmę nacionaliniam saugumui, yra priėmusi sprendimą dėl šios nuostatos taikymo. </w:t>
-      </w:r>
-    </w:p>
-  </w:comment>
-  <w:comment w:id="14" w:author="Author" w:initials="A">
-    <w:p>
-      <w:pPr>
-        <w:pStyle w:val="CommentText"/>
-      </w:pPr>
-      <w:r>
-        <w:rPr>
-          <w:rStyle w:val="CommentReference"/>
-        </w:rPr>
-        <w:annotationRef/>
-      </w:r>
-      <w:r>
-        <w:rPr>
-          <w:b/>
-          <w:bCs/>
-        </w:rPr>
-        <w:t xml:space="preserve">Punktas taikomas </w:t>
-      </w:r>
-      <w:r>
-        <w:rPr>
-          <w:b/>
-          <w:bCs/>
-          <w:color w:val="000000"/>
-        </w:rPr>
-        <w:t xml:space="preserve">Mobilizacijos, karo, nepaprastosios padėties atveju ar kai Lietuvos Respublikos Vyriausybė, įvertinusi riziką, kad veiksniai, dėl kurių buvo ar gali būti paskelbta mobilizacija, įvesta karo ar nepaprastoji padėtis, kelia grėsmę nacionaliniam saugumui, yra priėmusi sprendimą dėl šios nuostatos taikymo. Kitu atveju - trinti. </w:t>
-      </w:r>
-      <w:r>
-        <w:rPr>
-          <w:b/>
-          <w:bCs/>
-        </w:rPr>
-        <w:t xml:space="preserve"> </w:t>
-      </w:r>
-    </w:p>
-  </w:comment>
-  <w:comment w:id="15" w:author="Author" w:initials="A">
-    <w:p>
-      <w:pPr>
-        <w:pStyle w:val="CommentText"/>
-      </w:pPr>
-      <w:r>
-        <w:rPr>
-          <w:rStyle w:val="CommentReference"/>
-        </w:rPr>
-        <w:annotationRef/>
-      </w:r>
-      <w:r>
-        <w:t>Šis punktas paliekamas tik tarptautinės vertės pirkimuose, kitais atvejais eilutės ištrinamos, ir jei reikia, numeracija patikslinama</w:t>
-      </w:r>
-    </w:p>
-  </w:comment>
-  <w:comment w:id="21" w:author="Author" w:initials="A">
+  <w:comment w:id="17" w:author="Author" w:initials="A">
     <w:p>
       <w:pPr>
         <w:pStyle w:val="CommentText"/>
@@ -6680,10 +6456,6 @@
 <w15:commentsEx xmlns:wpc="http://schemas.microsoft.com/office/word/2010/wordprocessingCanvas" xmlns:cx="http://schemas.microsoft.com/office/drawing/2014/chartex" xmlns:cx1="http://schemas.microsoft.com/office/drawing/2015/9/8/chartex" xmlns:cx2="http://schemas.microsoft.com/office/drawing/2015/10/21/chartex" xmlns:cx3="http://schemas.microsoft.com/office/drawing/2016/5/9/chartex" xmlns:cx4="http://schemas.microsoft.com/office/drawing/2016/5/10/chartex" xmlns:cx5="http://schemas.microsoft.com/office/drawing/2016/5/11/chartex" xmlns:cx6="http://schemas.microsoft.com/office/drawing/2016/5/12/chartex" xmlns:cx7="http://schemas.microsoft.com/office/drawing/2016/5/13/chartex" xmlns:cx8="http://schemas.microsoft.com/office/drawing/2016/5/14/chartex" xmlns:mc="http://schemas.openxmlformats.org/markup-compatibility/2006" xmlns:aink="http://schemas.microsoft.com/office/drawing/2016/ink" xmlns:am3d="http://schemas.microsoft.com/office/drawing/2017/model3d" xmlns:o="urn:schemas-microsoft-com:office:office" xmlns:oel="http://schemas.microsoft.com/office/2019/extlst" xmlns:r="http://schemas.openxmlformats.org/officeDocument/2006/relationships" xmlns:m="http://schemas.openxmlformats.org/officeDocument/2006/math" xmlns:v="urn:schemas-microsoft-com:vml" xmlns:wp14="http://schemas.microsoft.com/office/word/2010/wordprocessingDrawing" xmlns:wp="http://schemas.openxmlformats.org/drawingml/2006/wordprocessingDrawing" xmlns:w10="urn:schemas-microsoft-com:office:word" xmlns:w="http://schemas.openxmlformats.org/wordprocessingml/2006/main" xmlns:w14="http://schemas.microsoft.com/office/word/2010/wordml" xmlns:w15="http://schemas.microsoft.com/office/word/2012/wordml" xmlns:w16cex="http://schemas.microsoft.com/office/word/2018/wordml/cex" xmlns:w16cid="http://schemas.microsoft.com/office/word/2016/wordml/cid" xmlns:w16="http://schemas.microsoft.com/office/word/2018/wordml" xmlns:w16du="http://schemas.microsoft.com/office/word/2023/wordml/word16du" xmlns:w16sdtdh="http://schemas.microsoft.com/office/word/2020/wordml/sdtdatahash" xmlns:w16sdtfl="http://schemas.microsoft.com/office/word/2024/wordml/sdtformatlock" xmlns:w16se="http://schemas.microsoft.com/office/word/2015/wordml/symex" xmlns:wpg="http://schemas.microsoft.com/office/word/2010/wordprocessingGroup" xmlns:wpi="http://schemas.microsoft.com/office/word/2010/wordprocessingInk" xmlns:wne="http://schemas.microsoft.com/office/word/2006/wordml" xmlns:wps="http://schemas.microsoft.com/office/word/2010/wordprocessingShape" mc:Ignorable="w14 w15 w16se w16cid w16 w16cex w16sdtdh w16sdtfl w16du wp14">
   <w15:commentEx w15:paraId="0046868B" w15:done="0"/>
   <w15:commentEx w15:paraId="198AEA26" w15:done="0"/>
-  <w15:commentEx w15:paraId="2AE3FCB4" w15:done="0"/>
-  <w15:commentEx w15:paraId="0F235FD0" w15:done="0"/>
-  <w15:commentEx w15:paraId="0C9A7F54" w15:done="0"/>
-  <w15:commentEx w15:paraId="1105431A" w15:done="0"/>
   <w15:commentEx w15:paraId="7FF69486" w15:done="0"/>
   <w15:commentEx w15:paraId="216CDACA" w15:done="0"/>
 </w15:commentsEx>
@@ -6693,10 +6465,6 @@
 <w16cid:commentsIds xmlns:wpc="http://schemas.microsoft.com/office/word/2010/wordprocessingCanvas" xmlns:cx="http://schemas.microsoft.com/office/drawing/2014/chartex" xmlns:cx1="http://schemas.microsoft.com/office/drawing/2015/9/8/chartex" xmlns:cx2="http://schemas.microsoft.com/office/drawing/2015/10/21/chartex" xmlns:cx3="http://schemas.microsoft.com/office/drawing/2016/5/9/chartex" xmlns:cx4="http://schemas.microsoft.com/office/drawing/2016/5/10/chartex" xmlns:cx5="http://schemas.microsoft.com/office/drawing/2016/5/11/chartex" xmlns:cx6="http://schemas.microsoft.com/office/drawing/2016/5/12/chartex" xmlns:cx7="http://schemas.microsoft.com/office/drawing/2016/5/13/chartex" xmlns:cx8="http://schemas.microsoft.com/office/drawing/2016/5/14/chartex" xmlns:mc="http://schemas.openxmlformats.org/markup-compatibility/2006" xmlns:aink="http://schemas.microsoft.com/office/drawing/2016/ink" xmlns:am3d="http://schemas.microsoft.com/office/drawing/2017/model3d" xmlns:o="urn:schemas-microsoft-com:office:office" xmlns:oel="http://schemas.microsoft.com/office/2019/extlst" xmlns:r="http://schemas.openxmlformats.org/officeDocument/2006/relationships" xmlns:m="http://schemas.openxmlformats.org/officeDocument/2006/math" xmlns:v="urn:schemas-microsoft-com:vml" xmlns:wp14="http://schemas.microsoft.com/office/word/2010/wordprocessingDrawing" xmlns:wp="http://schemas.openxmlformats.org/drawingml/2006/wordprocessingDrawing" xmlns:w10="urn:schemas-microsoft-com:office:word" xmlns:w="http://schemas.openxmlformats.org/wordprocessingml/2006/main" xmlns:w14="http://schemas.microsoft.com/office/word/2010/wordml" xmlns:w15="http://schemas.microsoft.com/office/word/2012/wordml" xmlns:w16cex="http://schemas.microsoft.com/office/word/2018/wordml/cex" xmlns:w16cid="http://schemas.microsoft.com/office/word/2016/wordml/cid" xmlns:w16="http://schemas.microsoft.com/office/word/2018/wordml" xmlns:w16du="http://schemas.microsoft.com/office/word/2023/wordml/word16du" xmlns:w16sdtdh="http://schemas.microsoft.com/office/word/2020/wordml/sdtdatahash" xmlns:w16sdtfl="http://schemas.microsoft.com/office/word/2024/wordml/sdtformatlock" xmlns:w16se="http://schemas.microsoft.com/office/word/2015/wordml/symex" xmlns:wpg="http://schemas.microsoft.com/office/word/2010/wordprocessingGroup" xmlns:wpi="http://schemas.microsoft.com/office/word/2010/wordprocessingInk" xmlns:wne="http://schemas.microsoft.com/office/word/2006/wordml" xmlns:wps="http://schemas.microsoft.com/office/word/2010/wordprocessingShape" mc:Ignorable="w14 w15 w16se w16cid w16 w16cex w16sdtdh w16sdtfl w16du wp14">
   <w16cid:commentId w16cid:paraId="0046868B" w16cid:durableId="26B21510"/>
   <w16cid:commentId w16cid:paraId="198AEA26" w16cid:durableId="273B29A2"/>
-  <w16cid:commentId w16cid:paraId="2AE3FCB4" w16cid:durableId="2773749A"/>
-  <w16cid:commentId w16cid:paraId="0F235FD0" w16cid:durableId="277374AC"/>
-  <w16cid:commentId w16cid:paraId="0C9A7F54" w16cid:durableId="277374DA"/>
-  <w16cid:commentId w16cid:paraId="1105431A" w16cid:durableId="27737505"/>
   <w16cid:commentId w16cid:paraId="7FF69486" w16cid:durableId="2700E3B6"/>
   <w16cid:commentId w16cid:paraId="216CDACA" w16cid:durableId="3491984A"/>
 </w16cid:commentsIds>
@@ -6727,6 +6495,71 @@
 </w:endnotes>
 </file>
 
+<file path=word/footer1.xml><?xml version="1.0" encoding="utf-8"?>
+<w:ftr xmlns:wpc="http://schemas.microsoft.com/office/word/2010/wordprocessingCanvas" xmlns:cx="http://schemas.microsoft.com/office/drawing/2014/chartex" xmlns:cx1="http://schemas.microsoft.com/office/drawing/2015/9/8/chartex" xmlns:cx2="http://schemas.microsoft.com/office/drawing/2015/10/21/chartex" xmlns:cx3="http://schemas.microsoft.com/office/drawing/2016/5/9/chartex" xmlns:cx4="http://schemas.microsoft.com/office/drawing/2016/5/10/chartex" xmlns:cx5="http://schemas.microsoft.com/office/drawing/2016/5/11/chartex" xmlns:cx6="http://schemas.microsoft.com/office/drawing/2016/5/12/chartex" xmlns:cx7="http://schemas.microsoft.com/office/drawing/2016/5/13/chartex" xmlns:cx8="http://schemas.microsoft.com/office/drawing/2016/5/14/chartex" xmlns:mc="http://schemas.openxmlformats.org/markup-compatibility/2006" xmlns:aink="http://schemas.microsoft.com/office/drawing/2016/ink" xmlns:am3d="http://schemas.microsoft.com/office/drawing/2017/model3d" xmlns:o="urn:schemas-microsoft-com:office:office" xmlns:oel="http://schemas.microsoft.com/office/2019/extlst" xmlns:r="http://schemas.openxmlformats.org/officeDocument/2006/relationships" xmlns:m="http://schemas.openxmlformats.org/officeDocument/2006/math" xmlns:v="urn:schemas-microsoft-com:vml" xmlns:wp14="http://schemas.microsoft.com/office/word/2010/wordprocessingDrawing" xmlns:wp="http://schemas.openxmlformats.org/drawingml/2006/wordprocessingDrawing" xmlns:w10="urn:schemas-microsoft-com:office:word" xmlns:w="http://schemas.openxmlformats.org/wordprocessingml/2006/main" xmlns:w14="http://schemas.microsoft.com/office/word/2010/wordml" xmlns:w15="http://schemas.microsoft.com/office/word/2012/wordml" xmlns:w16cex="http://schemas.microsoft.com/office/word/2018/wordml/cex" xmlns:w16cid="http://schemas.microsoft.com/office/word/2016/wordml/cid" xmlns:w16="http://schemas.microsoft.com/office/word/2018/wordml" xmlns:w16du="http://schemas.microsoft.com/office/word/2023/wordml/word16du" xmlns:w16sdtdh="http://schemas.microsoft.com/office/word/2020/wordml/sdtdatahash" xmlns:w16sdtfl="http://schemas.microsoft.com/office/word/2024/wordml/sdtformatlock" xmlns:w16se="http://schemas.microsoft.com/office/word/2015/wordml/symex" xmlns:wpg="http://schemas.microsoft.com/office/word/2010/wordprocessingGroup" xmlns:wpi="http://schemas.microsoft.com/office/word/2010/wordprocessingInk" xmlns:wne="http://schemas.microsoft.com/office/word/2006/wordml" xmlns:wps="http://schemas.microsoft.com/office/word/2010/wordprocessingShape" mc:Ignorable="w14 w15 w16se w16cid w16 w16cex w16sdtdh w16sdtfl w16du wp14">
+  <w:sdt>
+    <w:sdtPr>
+      <w:id w:val="1776364638"/>
+      <w:docPartObj>
+        <w:docPartGallery w:val="Page Numbers (Bottom of Page)"/>
+        <w:docPartUnique/>
+      </w:docPartObj>
+    </w:sdtPr>
+    <w:sdtEndPr>
+      <w:rPr>
+        <w:rFonts w:ascii="Arial" w:hAnsi="Arial" w:cs="Arial"/>
+      </w:rPr>
+    </w:sdtEndPr>
+    <w:sdtContent>
+      <w:p>
+        <w:pPr>
+          <w:pStyle w:val="Footer"/>
+          <w:jc w:val="center"/>
+          <w:rPr>
+            <w:rFonts w:ascii="Arial" w:hAnsi="Arial" w:cs="Arial"/>
+          </w:rPr>
+        </w:pPr>
+        <w:r>
+          <w:rPr>
+            <w:rFonts w:ascii="Arial" w:hAnsi="Arial" w:cs="Arial"/>
+          </w:rPr>
+          <w:fldChar w:fldCharType="begin"/>
+        </w:r>
+        <w:r>
+          <w:rPr>
+            <w:rFonts w:ascii="Arial" w:hAnsi="Arial" w:cs="Arial"/>
+          </w:rPr>
+          <w:instrText>PAGE   \* MERGEFORMAT</w:instrText>
+        </w:r>
+        <w:r>
+          <w:rPr>
+            <w:rFonts w:ascii="Arial" w:hAnsi="Arial" w:cs="Arial"/>
+          </w:rPr>
+          <w:fldChar w:fldCharType="separate"/>
+        </w:r>
+        <w:r>
+          <w:rPr>
+            <w:rFonts w:ascii="Arial" w:hAnsi="Arial" w:cs="Arial"/>
+          </w:rPr>
+          <w:t>2</w:t>
+        </w:r>
+        <w:r>
+          <w:rPr>
+            <w:rFonts w:ascii="Arial" w:hAnsi="Arial" w:cs="Arial"/>
+          </w:rPr>
+          <w:fldChar w:fldCharType="end"/>
+        </w:r>
+      </w:p>
+    </w:sdtContent>
+  </w:sdt>
+  <w:p>
+    <w:pPr>
+      <w:pStyle w:val="Footer"/>
+    </w:pPr>
+  </w:p>
+</w:ftr>
+</file>
+
 <file path=word/footnotes.xml><?xml version="1.0" encoding="utf-8"?>
 <w:footnotes xmlns:wpc="http://schemas.microsoft.com/office/word/2010/wordprocessingCanvas" xmlns:cx="http://schemas.microsoft.com/office/drawing/2014/chartex" xmlns:cx1="http://schemas.microsoft.com/office/drawing/2015/9/8/chartex" xmlns:cx2="http://schemas.microsoft.com/office/drawing/2015/10/21/chartex" xmlns:cx3="http://schemas.microsoft.com/office/drawing/2016/5/9/chartex" xmlns:cx4="http://schemas.microsoft.com/office/drawing/2016/5/10/chartex" xmlns:cx5="http://schemas.microsoft.com/office/drawing/2016/5/11/chartex" xmlns:cx6="http://schemas.microsoft.com/office/drawing/2016/5/12/chartex" xmlns:cx7="http://schemas.microsoft.com/office/drawing/2016/5/13/chartex" xmlns:cx8="http://schemas.microsoft.com/office/drawing/2016/5/14/chartex" xmlns:mc="http://schemas.openxmlformats.org/markup-compatibility/2006" xmlns:aink="http://schemas.microsoft.com/office/drawing/2016/ink" xmlns:am3d="http://schemas.microsoft.com/office/drawing/2017/model3d" xmlns:o="urn:schemas-microsoft-com:office:office" xmlns:oel="http://schemas.microsoft.com/office/2019/extlst" xmlns:r="http://schemas.openxmlformats.org/officeDocument/2006/relationships" xmlns:m="http://schemas.openxmlformats.org/officeDocument/2006/math" xmlns:v="urn:schemas-microsoft-com:vml" xmlns:wp14="http://schemas.microsoft.com/office/word/2010/wordprocessingDrawing" xmlns:wp="http://schemas.openxmlformats.org/drawingml/2006/wordprocessingDrawing" xmlns:w10="urn:schemas-microsoft-com:office:word" xmlns:w="http://schemas.openxmlformats.org/wordprocessingml/2006/main" xmlns:w14="http://schemas.microsoft.com/office/word/2010/wordml" xmlns:w15="http://schemas.microsoft.com/office/word/2012/wordml" xmlns:w16cex="http://schemas.microsoft.com/office/word/2018/wordml/cex" xmlns:w16cid="http://schemas.microsoft.com/office/word/2016/wordml/cid" xmlns:w16="http://schemas.microsoft.com/office/word/2018/wordml" xmlns:w16du="http://schemas.microsoft.com/office/word/2023/wordml/word16du" xmlns:w16sdtdh="http://schemas.microsoft.com/office/word/2020/wordml/sdtdatahash" xmlns:w16sdtfl="http://schemas.microsoft.com/office/word/2024/wordml/sdtformatlock" xmlns:w16se="http://schemas.microsoft.com/office/word/2015/wordml/symex" xmlns:wpg="http://schemas.microsoft.com/office/word/2010/wordprocessingGroup" xmlns:wpi="http://schemas.microsoft.com/office/word/2010/wordprocessingInk" xmlns:wne="http://schemas.microsoft.com/office/word/2006/wordml" xmlns:wps="http://schemas.microsoft.com/office/word/2010/wordprocessingShape" mc:Ignorable="w14 w15 w16se w16cid w16 w16cex w16sdtdh w16sdtfl w16du wp14">
   <w:footnote w:type="separator" w:id="-1">
@@ -7362,7 +7195,7 @@
         </w:rPr>
         <w:t xml:space="preserve"> – </w:t>
       </w:r>
-      <w:bookmarkStart w:id="25" w:name="_Hlk33627190"/>
+      <w:bookmarkStart w:id="21" w:name="_Hlk33627190"/>
       <w:r>
         <w:rPr>
           <w:rFonts w:ascii="Arial" w:hAnsi="Arial" w:cs="Arial"/>
@@ -7380,7 +7213,7 @@
         </w:rPr>
         <w:t>dokumentų ir duomenų visuma, kuria siūloma tiekti prekes, teikti paslaugas ar atlikti darbus.</w:t>
       </w:r>
-      <w:bookmarkEnd w:id="25"/>
+      <w:bookmarkEnd w:id="21"/>
     </w:p>
   </w:footnote>
   <w:footnote w:id="14">
@@ -7665,6 +7498,74 @@
     </w:p>
   </w:footnote>
 </w:footnotes>
+</file>
+
+<file path=word/header1.xml><?xml version="1.0" encoding="utf-8"?>
+<w:hdr xmlns:wpc="http://schemas.microsoft.com/office/word/2010/wordprocessingCanvas" xmlns:cx="http://schemas.microsoft.com/office/drawing/2014/chartex" xmlns:cx1="http://schemas.microsoft.com/office/drawing/2015/9/8/chartex" xmlns:cx2="http://schemas.microsoft.com/office/drawing/2015/10/21/chartex" xmlns:cx3="http://schemas.microsoft.com/office/drawing/2016/5/9/chartex" xmlns:cx4="http://schemas.microsoft.com/office/drawing/2016/5/10/chartex" xmlns:cx5="http://schemas.microsoft.com/office/drawing/2016/5/11/chartex" xmlns:cx6="http://schemas.microsoft.com/office/drawing/2016/5/12/chartex" xmlns:cx7="http://schemas.microsoft.com/office/drawing/2016/5/13/chartex" xmlns:cx8="http://schemas.microsoft.com/office/drawing/2016/5/14/chartex" xmlns:mc="http://schemas.openxmlformats.org/markup-compatibility/2006" xmlns:aink="http://schemas.microsoft.com/office/drawing/2016/ink" xmlns:am3d="http://schemas.microsoft.com/office/drawing/2017/model3d" xmlns:o="urn:schemas-microsoft-com:office:office" xmlns:oel="http://schemas.microsoft.com/office/2019/extlst" xmlns:r="http://schemas.openxmlformats.org/officeDocument/2006/relationships" xmlns:m="http://schemas.openxmlformats.org/officeDocument/2006/math" xmlns:v="urn:schemas-microsoft-com:vml" xmlns:wp14="http://schemas.microsoft.com/office/word/2010/wordprocessingDrawing" xmlns:wp="http://schemas.openxmlformats.org/drawingml/2006/wordprocessingDrawing" xmlns:w10="urn:schemas-microsoft-com:office:word" xmlns:w="http://schemas.openxmlformats.org/wordprocessingml/2006/main" xmlns:w14="http://schemas.microsoft.com/office/word/2010/wordml" xmlns:w15="http://schemas.microsoft.com/office/word/2012/wordml" xmlns:w16cex="http://schemas.microsoft.com/office/word/2018/wordml/cex" xmlns:w16cid="http://schemas.microsoft.com/office/word/2016/wordml/cid" xmlns:w16="http://schemas.microsoft.com/office/word/2018/wordml" xmlns:w16du="http://schemas.microsoft.com/office/word/2023/wordml/word16du" xmlns:w16sdtdh="http://schemas.microsoft.com/office/word/2020/wordml/sdtdatahash" xmlns:w16sdtfl="http://schemas.microsoft.com/office/word/2024/wordml/sdtformatlock" xmlns:w16se="http://schemas.microsoft.com/office/word/2015/wordml/symex" xmlns:wpg="http://schemas.microsoft.com/office/word/2010/wordprocessingGroup" xmlns:wpi="http://schemas.microsoft.com/office/word/2010/wordprocessingInk" xmlns:wne="http://schemas.microsoft.com/office/word/2006/wordml" xmlns:wps="http://schemas.microsoft.com/office/word/2010/wordprocessingShape" mc:Ignorable="w14 w15 w16se w16cid w16 w16cex w16sdtdh w16sdtfl w16du wp14">
+  <w:p>
+    <w:pPr>
+      <w:pStyle w:val="Header"/>
+    </w:pPr>
+    <w:r>
+      <w:rPr>
+        <w:noProof/>
+      </w:rPr>
+      <w:drawing>
+        <wp:anchor distT="0" distB="0" distL="114300" distR="114300" simplePos="0" relativeHeight="251658240" behindDoc="0" locked="0" layoutInCell="1" allowOverlap="1" wp14:anchorId="7D5629E6" wp14:editId="0C2CB9B8">
+          <wp:simplePos x="0" y="0"/>
+          <wp:positionH relativeFrom="margin">
+            <wp:align>center</wp:align>
+          </wp:positionH>
+          <wp:positionV relativeFrom="paragraph">
+            <wp:posOffset>68580</wp:posOffset>
+          </wp:positionV>
+          <wp:extent cx="612250" cy="911232"/>
+          <wp:effectExtent l="0" t="0" r="0" b="3175"/>
+          <wp:wrapTopAndBottom/>
+          <wp:docPr id="7" name="Picture 7" descr="A close-up of a logo&#10;&#10;Description automatically generated with low confidence"/>
+          <wp:cNvGraphicFramePr>
+            <a:graphicFrameLocks xmlns:a="http://schemas.openxmlformats.org/drawingml/2006/main" noChangeAspect="1"/>
+          </wp:cNvGraphicFramePr>
+          <a:graphic xmlns:a="http://schemas.openxmlformats.org/drawingml/2006/main">
+            <a:graphicData uri="http://schemas.openxmlformats.org/drawingml/2006/picture">
+              <pic:pic xmlns:pic="http://schemas.openxmlformats.org/drawingml/2006/picture">
+                <pic:nvPicPr>
+                  <pic:cNvPr id="7" name="Picture 7" descr="A close-up of a logo&#10;&#10;Description automatically generated with low confidence"/>
+                  <pic:cNvPicPr>
+                    <a:picLocks noChangeAspect="1" noChangeArrowheads="1"/>
+                  </pic:cNvPicPr>
+                </pic:nvPicPr>
+                <pic:blipFill>
+                  <a:blip r:embed="rId1">
+                    <a:extLst>
+                      <a:ext uri="{28A0092B-C50C-407E-A947-70E740481C1C}">
+                        <a14:useLocalDpi xmlns:a14="http://schemas.microsoft.com/office/drawing/2010/main" val="0"/>
+                      </a:ext>
+                    </a:extLst>
+                  </a:blip>
+                  <a:srcRect/>
+                  <a:stretch>
+                    <a:fillRect/>
+                  </a:stretch>
+                </pic:blipFill>
+                <pic:spPr bwMode="auto">
+                  <a:xfrm>
+                    <a:off x="0" y="0"/>
+                    <a:ext cx="612250" cy="911232"/>
+                  </a:xfrm>
+                  <a:prstGeom prst="rect">
+                    <a:avLst/>
+                  </a:prstGeom>
+                  <a:noFill/>
+                </pic:spPr>
+              </pic:pic>
+            </a:graphicData>
+          </a:graphic>
+        </wp:anchor>
+      </w:drawing>
+    </w:r>
+  </w:p>
+</w:hdr>
 </file>
 
 <file path=word/numbering.xml><?xml version="1.0" encoding="utf-8"?>
@@ -8922,7 +8823,7 @@
 </file>
 
 <file path=customXml/itemProps1.xml><?xml version="1.0" encoding="utf-8"?>
-<ds:datastoreItem xmlns:ds="http://schemas.openxmlformats.org/officeDocument/2006/customXml" ds:itemID="{668D9CF0-F5C8-49AF-B2AB-0EF6338CAB43}">
+<ds:datastoreItem xmlns:ds="http://schemas.openxmlformats.org/officeDocument/2006/customXml" ds:itemID="{1851C2DC-7260-4924-899E-AD8918839042}">
   <ds:schemaRefs>
     <ds:schemaRef ds:uri="http://schemas.openxmlformats.org/officeDocument/2006/bibliography"/>
   </ds:schemaRefs>

--- a/PP-salygos/templates/TSD_LTEN_PARAISKA.docx
+++ b/PP-salygos/templates/TSD_LTEN_PARAISKA.docx
@@ -1489,7 +1489,7 @@
                 <w:szCs w:val="20"/>
                 <w:lang w:eastAsia="zh-CN"/>
               </w:rPr>
-              <w:t xml:space="preserve">,  iš kurių </w:t>
+              <w:t xml:space="preserve">, iš kurių </w:t>
             </w:r>
             <w:r>
               <w:rPr>
@@ -1583,7 +1583,7 @@
                 <w:szCs w:val="20"/>
                 <w:lang w:val="en-US"/>
               </w:rPr>
-              <w:t xml:space="preserve"> we confirm that all the goods (materials used, equipment) offered, whether independently or used for the execution of works or the provision of services, will meet the requirements the Contracting Entity and will not be imported from the countries or their parts, territories (special status zones), from which imports of such supplied goods (materials used, equipment) are prohibited by decisions of the United Nations Security Council or in the case of restrictive measures (sanctions) by the United States, the European Union or international sanctions of other international organizations, the member or participant  of which is the Republic of Lithuania. Upon written request of the Contracting Entity, documents confirming the country of origin of the goods (materials used, equipment), the manufacturer and its shareholders will be submitted within the deadline specified by the Contracting Entity.</w:t>
+              <w:t xml:space="preserve"> we confirm that all the goods (materials used, equipment) offered, whether independently or used for the execution of works or the provision of services, will meet the requirements the Contracting Entity and will not be imported from the countries or their parts, territories (special status zones), from which imports of such supplied goods (materials used, equipment) are prohibited by decisions of the United Nations Security Council or in the case of restrictive measures (sanctions) by the United States, the European Union or international sanctions of other international organizations, the member or participant of which is the Republic of Lithuania. Upon written request of the Contracting Entity, documents confirming the country of origin of the goods (materials used, equipment), the manufacturer and its shareholders will be submitted within the deadline specified by the Contracting Entity.</w:t>
             </w:r>
           </w:p>
         </w:tc>
@@ -2887,7 +2887,7 @@
                 <w:szCs w:val="20"/>
                 <w:lang w:val="en-US"/>
               </w:rPr>
-              <w:t>We confirm that the goods (including their manufacturers), services or works we offer will not endanger national security,  when on the basis of the contract agreement, the circumstances defined in Article of  13 Part 4 (1) the Law on the Protection of Objects of Importance for Ensuring National Security of the Republic of Lithuania deem to arise, and:</w:t>
+              <w:t>We confirm that the goods (including their manufacturers), services or works we offer will not endanger national security, when on the basis of the contract agreement, the circumstances defined in Article of 13 Part 4 (1) the Law on the Protection of Objects of Importance for Ensuring National Security of the Republic of Lithuania deem to arise, and:</w:t>
             </w:r>
             <w:commentRangeEnd w:id="7"/>
             <w:r>
@@ -4049,7 +4049,7 @@
                 <w:szCs w:val="20"/>
                 <w:lang w:val="en-GB"/>
               </w:rPr>
-              <w:t>the goods  originate or the services are provided from countries or territories included in the list provided for in Article 92 (15) of the LPP;</w:t>
+              <w:t>the goods originate or the services are provided from countries or territories included in the list provided for in Article 92 (15) of the LPP;</w:t>
             </w:r>
           </w:p>
         </w:tc>
@@ -4314,7 +4314,7 @@
                 <w:szCs w:val="20"/>
                 <w:lang w:eastAsia="lt-LT"/>
               </w:rPr>
-              <w:t xml:space="preserve"> ūkio subjektų grupės, kurios bet kuris narys vykdo veiklą VPĮ  92 straipsnio 15 dalyje numatytame sąraše nurodytose valstybėse ar teritorijose, narys arba jos vadovas, kitas valdymo ar priežiūros organo narys ar kitas (kiti) asmuo (asmenys), turintis (turintys) teisę atstovauti tiekėjui, subtiekėjui, ūkio subjektui, kurio pajėgumais remiamasi, ar jį kontroliuoti, jo vardu priimti sprendimą, sudaryti sandorį, ir tokiu būdu dalyvauja tokių ūkio subjektų grupių ir (ar) ūkio subjektų veikloje.</w:t>
+              <w:t xml:space="preserve"> ūkio subjektų grupės, kurios bet kuris narys vykdo veiklą VPĮ 92 straipsnio 15 dalyje numatytame sąraše nurodytose valstybėse ar teritorijose, narys arba jos vadovas, kitas valdymo ar priežiūros organo narys ar kitas (kiti) asmuo (asmenys), turintis (turintys) teisę atstovauti tiekėjui, subtiekėjui, ūkio subjektui, kurio pajėgumais remiamasi, ar jį kontroliuoti, jo vardu priimti sprendimą, sudaryti sandorį, ir tokiu būdu dalyvauja tokių ūkio subjektų grupių ir (ar) ūkio subjektų veikloje.</w:t>
             </w:r>
           </w:p>
         </w:tc>
@@ -4345,7 +4345,7 @@
                 <w:szCs w:val="20"/>
                 <w:lang w:val="en-GB"/>
               </w:rPr>
-              <w:t>The supplier, its subcontractor, or the economic operator whose capacities are relied upon  operate in the states or territories listed in Article 92(15) of the LPP</w:t>
+              <w:t>The supplier, its subcontractor, or the economic operator whose capacities are relied upon operate in the states or territories listed in Article 92(15) of the LPP</w:t>
             </w:r>
             <w:r>
               <w:rPr>
@@ -4737,7 +4737,7 @@
                 <w:lang w:val="en-GB"/>
               </w:rPr>
               <w:lastRenderedPageBreak/>
-              <w:t xml:space="preserve">are directly or indirectly owned for more than 50 % by an entity referred to in  </w:t>
+              <w:t xml:space="preserve">are directly or indirectly owned for more than 50 % by an entity referred to in </w:t>
             </w:r>
             <w:r>
               <w:rPr>
@@ -5147,7 +5147,7 @@
                 <w:szCs w:val="20"/>
                 <w:lang w:val="en-GB"/>
               </w:rPr>
-              <w:t xml:space="preserve">’s section  </w:t>
+              <w:t xml:space="preserve">’s section </w:t>
             </w:r>
             <w:r>
               <w:rPr>
@@ -5255,7 +5255,7 @@
                 <w:szCs w:val="20"/>
                 <w:lang w:eastAsia="lt-LT"/>
               </w:rPr>
-              <w:t xml:space="preserve"> remsiuosi, prekių gamintojams ar juos kontroliuojantiems juridiniams ir (ar) fiziniams asmenims netaikomos  </w:t>
+              <w:t xml:space="preserve"> remsiuosi, prekių gamintojams ar juos kontroliuojantiems juridiniams ir (ar) fiziniams asmenims netaikomos </w:t>
             </w:r>
             <w:r>
               <w:rPr>
@@ -5306,7 +5306,7 @@
                 <w:szCs w:val="20"/>
                 <w:lang w:val="en-GB"/>
               </w:rPr>
-              <w:t xml:space="preserve">I declare under honour that the supplier, sub-suppliers whom I have invoked or will invoke in the future, economic operators whose capabilities I rely on and/or will rely on, manufacturers of goods, or the legal or natural persons who control them  are not subject to international sanctions (restrictive measures) implemented by the United Nations Security Council, the European Union, other international organizations of which the Republic of Lithuania is a member or participant, or by the United States of America. The controlling person is understood as defined in the </w:t>
+              <w:t xml:space="preserve">I declare under honour that the supplier, sub-suppliers whom I have invoked or will invoke in the future, economic operators whose capabilities I rely on and/or will rely on, manufacturers of goods, or the legal or natural persons who control them are not subject to international sanctions (restrictive measures) implemented by the United Nations Security Council, the European Union, other international organizations of which the Republic of Lithuania is a member or participant, or by the United States of America. The controlling person is understood as defined in the </w:t>
             </w:r>
             <w:r>
               <w:rPr>
@@ -5468,7 +5468,7 @@
                 <w:szCs w:val="20"/>
                 <w:lang w:val="en-GB"/>
               </w:rPr>
-              <w:t xml:space="preserve"> are  registered (the Supplier, the Sub-supplier, a member of the Supplier group, the Economic entity on whose capacities the Supplier relies on, the Quasi-Sub-supplier, a natural person is not a permanent resident or has a citizenship) in a member state of the European Union, member state of the North Atlantic Treaty Organization or in a third country which is a signatory to the international agreements referred to in Article 29 (4) of the LP</w:t>
+              <w:t xml:space="preserve"> are registered (the Supplier, the Sub-supplier, a member of the Supplier group, the Economic entity on whose capacities the Supplier relies on, the Quasi-Sub-supplier, a natural person is not a permanent resident or has a citizenship) in a member state of the European Union, member state of the North Atlantic Treaty Organization or in a third country which is a signatory to the international agreements referred to in Article 29 (4) of the LP</w:t>
             </w:r>
             <w:commentRangeEnd w:id="17"/>
             <w:r>

--- a/PP-salygos/templates/TSD_LTEN_PARAISKA.docx
+++ b/PP-salygos/templates/TSD_LTEN_PARAISKA.docx
@@ -5468,7 +5468,7 @@
                 <w:szCs w:val="20"/>
                 <w:lang w:val="en-GB"/>
               </w:rPr>
-              <w:t xml:space="preserve"> are registered (the Supplier, the Sub-supplier, a member of the Supplier group, the Economic entity on whose capacities the Supplier relies on, the Quasi-Sub-supplier, a natural person is not a permanent resident or has a citizenship) in a member state of the European Union, member state of the North Atlantic Treaty Organization or in a third country which is a signatory to the international agreements referred to in Article 29 (4) of the LP</w:t>
+              <w:t xml:space="preserve"> are registered (the Supplier, the Sub-supplier, a member of the Supplier group, the Economic entity on whose capacities the Supplier relies, the Quasi-Sub-supplier, a natural person is not a permanent resident or has a citizenship) in a member state of the European Union, member state of the North Atlantic Treaty Organization or in a third country which is a signatory to the international agreements referred to in Article 29 (4) of the LP</w:t>
             </w:r>
             <w:commentRangeEnd w:id="17"/>
             <w:r>

--- a/PP-salygos/templates/TSD_LTEN_PARAISKA.docx
+++ b/PP-salygos/templates/TSD_LTEN_PARAISKA.docx
@@ -5389,7 +5389,7 @@
                 <w:szCs w:val="20"/>
                 <w:lang w:eastAsia="zh-CN"/>
               </w:rPr>
-              <w:t>Patvirtinu, kad Tiekėjas, Subtiekėjai, kuriuos esu pasitelkęs ar pasitelksiu ateityje, Ūkio subjektai, kurių pajėgumais remiuosi ar (ir) remsiuosi, yra registruoti (Tiekėjas, Tiekėjų grupės narys, Subtiekėjas, Ūkio subjektas, kurio pajėgumais remiamasi, Kvazisubtiekėjas, kuris yra fizinis asmuo – nuolat gyvenantis ar turintys pilietybę) Europos Sąjungos valstybėje narėje, Šiaurės Atlanto sutarties organizacijos valstybėje narėje ar trečiojoje šalyje, pasirašiusioje PĮ 29 straipsnio 4 dalyje nurodytus tarptautinius susitarimus.</w:t>
+              <w:t>Patvirtinu, kad Tiekėjas, Subtiekėjai, kuriuos esu pasitelkęs ar pasitelksiu ateityje, Ūkio subjektai, kurių pajėgumais remiuosi ar (ir) remsiuosi, yra registruoti (jeigu Tiekėjas, Tiekėjų grupės narys, Subtiekėjas, Ūkio subjektas, kurio pajėgumais remiamasi, ar Kvazisubtiekėjas yra fizinis asmuo – nuolat gyvenantis ar turintis pilietybę) Europos Sąjungos valstybėje narėje, Šiaurės Atlanto sutarties organizacijos valstybėje narėje ar trečiojoje šalyje, pasirašiusioje PĮ 29 straipsnio 4 dalyje nurodytus tarptautinius susitarimus.</w:t>
             </w:r>
           </w:p>
           <w:p>

--- a/PP-salygos/templates/TSD_LTEN_PARAISKA.docx
+++ b/PP-salygos/templates/TSD_LTEN_PARAISKA.docx
@@ -5864,7 +5864,7 @@
                 <w:sz w:val="20"/>
                 <w:szCs w:val="20"/>
               </w:rPr>
-              <w:t xml:space="preserve">, </w:t>
+              <w:t xml:space="preserve">,</w:t>
             </w:r>
             <w:bookmarkStart w:id="19" w:name="_Hlk150171704"/>
             <w:bookmarkStart w:id="20" w:name="_Hlk150172734"/>
@@ -5874,7 +5874,7 @@
                 <w:sz w:val="20"/>
                 <w:szCs w:val="20"/>
               </w:rPr>
-              <w:t>, atitinkamus dokumentus arba informaciją pažymėdamas žyma „KONFIDENCIALU“</w:t>
+              <w:t xml:space="preserve"> atitinkamus dokumentus arba informaciją pažymėdamas žyma „KONFIDENCIALU“</w:t>
             </w:r>
             <w:r>
               <w:rPr>
@@ -5908,7 +5908,7 @@
                 <w:sz w:val="20"/>
                 <w:szCs w:val="20"/>
               </w:rPr>
-              <w:t xml:space="preserve">. </w:t>
+              <w:t xml:space="preserve"> </w:t>
             </w:r>
             <w:r>
               <w:rPr>

--- a/PP-salygos/templates/TSD_LTEN_PARAISKA.docx
+++ b/PP-salygos/templates/TSD_LTEN_PARAISKA.docx
@@ -4178,7 +4178,7 @@
                 <w:szCs w:val="20"/>
                 <w:lang w:val="en-GB"/>
               </w:rPr>
-              <w:t xml:space="preserve">The Government of the Republic of Lithuania, in accordance with the criteria established in the Law on the Protection of Objects Important for Ensuring National Security, has adopted a decision confirming that the entities specified in Clauses </w:t>
+              <w:t xml:space="preserve">The Government of the Republic of Lithuania, in accordance with the criteria established in the Law on the Protection of Objects Important for Ensuring National Security, has adopted a decision confirming that the entities specified in Clauses 1.7.1 and 1.7.2 of this section</w:t>
             </w:r>
             <w:r>
               <w:rPr>
@@ -4188,16 +4188,16 @@
                 <w:highlight w:val="red"/>
                 <w:lang w:val="en-GB"/>
               </w:rPr>
-              <w:t>1.7.1.</w:t>
-            </w:r>
-            <w:r>
-              <w:rPr>
-                <w:rFonts w:ascii="Arial" w:hAnsi="Arial" w:cs="Arial"/>
-                <w:sz w:val="20"/>
-                <w:szCs w:val="20"/>
-                <w:lang w:val="en-GB"/>
-              </w:rPr>
-              <w:t xml:space="preserve"> and / or </w:t>
+              <w:t/>
+            </w:r>
+            <w:r>
+              <w:rPr>
+                <w:rFonts w:ascii="Arial" w:hAnsi="Arial" w:cs="Arial"/>
+                <w:sz w:val="20"/>
+                <w:szCs w:val="20"/>
+                <w:lang w:val="en-GB"/>
+              </w:rPr>
+              <w:t xml:space="preserve"/>
             </w:r>
             <w:r>
               <w:rPr>
@@ -4207,16 +4207,16 @@
                 <w:highlight w:val="red"/>
                 <w:lang w:val="en-GB"/>
               </w:rPr>
-              <w:t>1.7.2.</w:t>
-            </w:r>
-            <w:r>
-              <w:rPr>
-                <w:rFonts w:ascii="Arial" w:hAnsi="Arial" w:cs="Arial"/>
-                <w:sz w:val="20"/>
-                <w:szCs w:val="20"/>
-                <w:lang w:val="en-GB"/>
-              </w:rPr>
-              <w:t xml:space="preserve"> of the GPC do not meet national security interests;</w:t>
+              <w:t/>
+            </w:r>
+            <w:r>
+              <w:rPr>
+                <w:rFonts w:ascii="Arial" w:hAnsi="Arial" w:cs="Arial"/>
+                <w:sz w:val="20"/>
+                <w:szCs w:val="20"/>
+                <w:lang w:val="en-GB"/>
+              </w:rPr>
+              <w:t xml:space="preserve"> do not meet national security interests;</w:t>
             </w:r>
           </w:p>
         </w:tc>
